--- a/POLÍTICA DE ACCESO Y SEGURIDAD DE INFRAESTRUCTURA.docx
+++ b/POLÍTICA DE ACCESO Y SEGURIDAD DE INFRAESTRUCTURA.docx
@@ -23,7 +23,7 @@
     <w:p>
       <w:r>
         <w:pict w14:anchorId="1E34E3AD">
-          <v:rect id="_x0000_i1145" style="width:0;height:1.5pt" o:hralign="center" o:hrstd="t" o:hr="t" fillcolor="#a0a0a0" stroked="f"/>
+          <v:rect id="_x0000_i1025" style="width:0;height:1.5pt" o:hralign="center" o:hrstd="t" o:hr="t" fillcolor="#a0a0a0" stroked="f"/>
         </w:pict>
       </w:r>
     </w:p>
@@ -36,7 +36,10 @@
         <w:t>Empresa:</w:t>
       </w:r>
       <w:r>
-        <w:t xml:space="preserve"> __________________________</w:t>
+        <w:t xml:space="preserve"> </w:t>
+      </w:r>
+      <w:r>
+        <w:t>Auto Express Oriente</w:t>
       </w:r>
       <w:r>
         <w:br/>
@@ -94,7 +97,7 @@
     <w:p>
       <w:r>
         <w:pict w14:anchorId="3D32810B">
-          <v:rect id="_x0000_i1115" style="width:0;height:1.5pt" o:hralign="center" o:hrstd="t" o:hr="t" fillcolor="#a0a0a0" stroked="f"/>
+          <v:rect id="_x0000_i1026" style="width:0;height:1.5pt" o:hralign="center" o:hrstd="t" o:hr="t" fillcolor="#a0a0a0" stroked="f"/>
         </w:pict>
       </w:r>
     </w:p>
@@ -133,7 +136,7 @@
     <w:p>
       <w:r>
         <w:pict w14:anchorId="558D459B">
-          <v:rect id="_x0000_i1116" style="width:0;height:1.5pt" o:hralign="center" o:hrstd="t" o:hr="t" fillcolor="#a0a0a0" stroked="f"/>
+          <v:rect id="_x0000_i1027" style="width:0;height:1.5pt" o:hralign="center" o:hrstd="t" o:hr="t" fillcolor="#a0a0a0" stroked="f"/>
         </w:pict>
       </w:r>
     </w:p>
@@ -263,7 +266,7 @@
     <w:p>
       <w:r>
         <w:pict w14:anchorId="27B43782">
-          <v:rect id="_x0000_i1117" style="width:0;height:1.5pt" o:hralign="center" o:hrstd="t" o:hr="t" fillcolor="#a0a0a0" stroked="f"/>
+          <v:rect id="_x0000_i1028" style="width:0;height:1.5pt" o:hralign="center" o:hrstd="t" o:hr="t" fillcolor="#a0a0a0" stroked="f"/>
         </w:pict>
       </w:r>
     </w:p>
@@ -353,7 +356,7 @@
     <w:p>
       <w:r>
         <w:pict w14:anchorId="47C234CB">
-          <v:rect id="_x0000_i1118" style="width:0;height:1.5pt" o:hralign="center" o:hrstd="t" o:hr="t" fillcolor="#a0a0a0" stroked="f"/>
+          <v:rect id="_x0000_i1029" style="width:0;height:1.5pt" o:hralign="center" o:hrstd="t" o:hr="t" fillcolor="#a0a0a0" stroked="f"/>
         </w:pict>
       </w:r>
     </w:p>
@@ -447,7 +450,7 @@
     <w:p>
       <w:r>
         <w:pict w14:anchorId="00701CED">
-          <v:rect id="_x0000_i1119" style="width:0;height:1.5pt" o:hralign="center" o:hrstd="t" o:hr="t" fillcolor="#a0a0a0" stroked="f"/>
+          <v:rect id="_x0000_i1030" style="width:0;height:1.5pt" o:hralign="center" o:hrstd="t" o:hr="t" fillcolor="#a0a0a0" stroked="f"/>
         </w:pict>
       </w:r>
     </w:p>
@@ -545,7 +548,7 @@
     <w:p>
       <w:r>
         <w:pict w14:anchorId="68126705">
-          <v:rect id="_x0000_i1120" style="width:0;height:1.5pt" o:hralign="center" o:hrstd="t" o:hr="t" fillcolor="#a0a0a0" stroked="f"/>
+          <v:rect id="_x0000_i1031" style="width:0;height:1.5pt" o:hralign="center" o:hrstd="t" o:hr="t" fillcolor="#a0a0a0" stroked="f"/>
         </w:pict>
       </w:r>
     </w:p>
@@ -584,7 +587,7 @@
     <w:p>
       <w:r>
         <w:pict w14:anchorId="25070A21">
-          <v:rect id="_x0000_i1121" style="width:0;height:1.5pt" o:hralign="center" o:hrstd="t" o:hr="t" fillcolor="#a0a0a0" stroked="f"/>
+          <v:rect id="_x0000_i1032" style="width:0;height:1.5pt" o:hralign="center" o:hrstd="t" o:hr="t" fillcolor="#a0a0a0" stroked="f"/>
         </w:pict>
       </w:r>
     </w:p>
@@ -668,7 +671,7 @@
     <w:p>
       <w:r>
         <w:pict w14:anchorId="1A1C54BB">
-          <v:rect id="_x0000_i1122" style="width:0;height:1.5pt" o:hralign="center" o:hrstd="t" o:hr="t" fillcolor="#a0a0a0" stroked="f"/>
+          <v:rect id="_x0000_i1033" style="width:0;height:1.5pt" o:hralign="center" o:hrstd="t" o:hr="t" fillcolor="#a0a0a0" stroked="f"/>
         </w:pict>
       </w:r>
     </w:p>
@@ -751,7 +754,7 @@
     <w:p>
       <w:r>
         <w:pict w14:anchorId="4BEB3B03">
-          <v:rect id="_x0000_i1123" style="width:0;height:1.5pt" o:hralign="center" o:hrstd="t" o:hr="t" fillcolor="#a0a0a0" stroked="f"/>
+          <v:rect id="_x0000_i1034" style="width:0;height:1.5pt" o:hralign="center" o:hrstd="t" o:hr="t" fillcolor="#a0a0a0" stroked="f"/>
         </w:pict>
       </w:r>
     </w:p>
@@ -818,7 +821,7 @@
     <w:p>
       <w:r>
         <w:pict w14:anchorId="1A43BAF5">
-          <v:rect id="_x0000_i1124" style="width:0;height:1.5pt" o:hralign="center" o:hrstd="t" o:hr="t" fillcolor="#a0a0a0" stroked="f"/>
+          <v:rect id="_x0000_i1035" style="width:0;height:1.5pt" o:hralign="center" o:hrstd="t" o:hr="t" fillcolor="#a0a0a0" stroked="f"/>
         </w:pict>
       </w:r>
     </w:p>
@@ -890,7 +893,7 @@
     <w:p>
       <w:r>
         <w:pict w14:anchorId="33680CD1">
-          <v:rect id="_x0000_i1125" style="width:0;height:1.5pt" o:hralign="center" o:hrstd="t" o:hr="t" fillcolor="#a0a0a0" stroked="f"/>
+          <v:rect id="_x0000_i1036" style="width:0;height:1.5pt" o:hralign="center" o:hrstd="t" o:hr="t" fillcolor="#a0a0a0" stroked="f"/>
         </w:pict>
       </w:r>
     </w:p>
@@ -979,7 +982,7 @@
     <w:p>
       <w:r>
         <w:pict w14:anchorId="39C0702A">
-          <v:rect id="_x0000_i1159" style="width:0;height:1.5pt" o:hralign="center" o:hrstd="t" o:hr="t" fillcolor="#a0a0a0" stroked="f"/>
+          <v:rect id="_x0000_i1037" style="width:0;height:1.5pt" o:hralign="center" o:hrstd="t" o:hr="t" fillcolor="#a0a0a0" stroked="f"/>
         </w:pict>
       </w:r>
     </w:p>
@@ -1067,7 +1070,7 @@
     <w:p>
       <w:r>
         <w:pict w14:anchorId="269BC49D">
-          <v:rect id="_x0000_i1160" style="width:0;height:1.5pt" o:hralign="center" o:hrstd="t" o:hr="t" fillcolor="#a0a0a0" stroked="f"/>
+          <v:rect id="_x0000_i1038" style="width:0;height:1.5pt" o:hralign="center" o:hrstd="t" o:hr="t" fillcolor="#a0a0a0" stroked="f"/>
         </w:pict>
       </w:r>
     </w:p>
@@ -1150,7 +1153,7 @@
     <w:p>
       <w:r>
         <w:pict w14:anchorId="40D28E35">
-          <v:rect id="_x0000_i1161" style="width:0;height:1.5pt" o:hralign="center" o:hrstd="t" o:hr="t" fillcolor="#a0a0a0" stroked="f"/>
+          <v:rect id="_x0000_i1039" style="width:0;height:1.5pt" o:hralign="center" o:hrstd="t" o:hr="t" fillcolor="#a0a0a0" stroked="f"/>
         </w:pict>
       </w:r>
     </w:p>
@@ -1189,7 +1192,7 @@
     <w:p>
       <w:r>
         <w:pict w14:anchorId="68A6528E">
-          <v:rect id="_x0000_i1162" style="width:0;height:1.5pt" o:hralign="center" o:hrstd="t" o:hr="t" fillcolor="#a0a0a0" stroked="f"/>
+          <v:rect id="_x0000_i1040" style="width:0;height:1.5pt" o:hralign="center" o:hrstd="t" o:hr="t" fillcolor="#a0a0a0" stroked="f"/>
         </w:pict>
       </w:r>
     </w:p>
@@ -4171,6 +4174,7 @@
   <w:style w:type="character" w:default="1" w:styleId="Fuentedeprrafopredeter">
     <w:name w:val="Default Paragraph Font"/>
     <w:uiPriority w:val="1"/>
+    <w:semiHidden/>
     <w:unhideWhenUsed/>
   </w:style>
   <w:style w:type="table" w:default="1" w:styleId="Tablanormal">
